--- a/Momento I.docx
+++ b/Momento I.docx
@@ -487,9 +487,8 @@
           <w:lang w:eastAsia="es-CO"/>
           <w14:ligatures w14:val="none"/>
         </w:rPr>
-        <w:t xml:space="preserve">3. Nivel 1 — Venganza </w:t>
-      </w:r>
-      <w:proofErr w:type="spellStart"/>
+        <w:t xml:space="preserve">3. Nivel 1 — </w:t>
+      </w:r>
       <w:r>
         <w:rPr>
           <w:rFonts w:ascii="Times New Roman" w:eastAsia="Arial" w:hAnsi="Times New Roman" w:cs="Times New Roman"/>
@@ -502,9 +501,22 @@
           <w:lang w:eastAsia="es-CO"/>
           <w14:ligatures w14:val="none"/>
         </w:rPr>
-        <w:t>Interdimensional</w:t>
-      </w:r>
-      <w:proofErr w:type="spellEnd"/>
+        <w:t xml:space="preserve">La </w:t>
+      </w:r>
+      <w:r>
+        <w:rPr>
+          <w:rFonts w:ascii="Times New Roman" w:eastAsia="Arial" w:hAnsi="Times New Roman" w:cs="Times New Roman"/>
+          <w:b/>
+          <w:bCs/>
+          <w:color w:val="C0392B"/>
+          <w:kern w:val="0"/>
+          <w:sz w:val="32"/>
+          <w:szCs w:val="32"/>
+          <w:lang w:eastAsia="es-CO"/>
+          <w14:ligatures w14:val="none"/>
+        </w:rPr>
+        <w:t xml:space="preserve">Venganza </w:t>
+      </w:r>
     </w:p>
     <w:p>
       <w:pPr>
@@ -1063,7 +1075,7 @@
           <w:lang w:eastAsia="es-CO"/>
           <w14:ligatures w14:val="none"/>
         </w:rPr>
-        <w:t>4. Nivel 2 — La Invasión Dimensional</w:t>
+        <w:t xml:space="preserve">4. Nivel 2 — La Invasión </w:t>
       </w:r>
     </w:p>
     <w:p>
@@ -1841,7 +1853,7 @@
           <w:lang w:eastAsia="es-CO"/>
           <w14:ligatures w14:val="none"/>
         </w:rPr>
-        <w:t>5. Agente Autónomo — El Coordinador Dimensional</w:t>
+        <w:t xml:space="preserve">5. Agente Autónomo </w:t>
       </w:r>
     </w:p>
     <w:p>
@@ -2045,8 +2057,565 @@
     </w:p>
     <w:p>
       <w:pPr>
+        <w:spacing w:before="400" w:line="240" w:lineRule="auto"/>
+        <w:outlineLvl w:val="0"/>
+        <w:rPr>
+          <w:rFonts w:ascii="Times New Roman" w:eastAsia="Arial" w:hAnsi="Times New Roman" w:cs="Times New Roman"/>
+          <w:b/>
+          <w:bCs/>
+          <w:color w:val="C0392B"/>
+          <w:kern w:val="0"/>
+          <w:sz w:val="32"/>
+          <w:szCs w:val="32"/>
+          <w:lang w:eastAsia="es-CO"/>
+          <w14:ligatures w14:val="none"/>
+        </w:rPr>
+      </w:pPr>
+      <w:r>
+        <w:rPr>
+          <w:rFonts w:ascii="Times New Roman" w:eastAsia="Arial" w:hAnsi="Times New Roman" w:cs="Times New Roman"/>
+          <w:b/>
+          <w:bCs/>
+          <w:color w:val="C0392B"/>
+          <w:kern w:val="0"/>
+          <w:sz w:val="32"/>
+          <w:szCs w:val="32"/>
+          <w:lang w:eastAsia="es-CO"/>
+          <w14:ligatures w14:val="none"/>
+        </w:rPr>
+        <w:lastRenderedPageBreak/>
+        <w:t>6</w:t>
+      </w:r>
+      <w:r>
+        <w:rPr>
+          <w:rFonts w:ascii="Times New Roman" w:eastAsia="Arial" w:hAnsi="Times New Roman" w:cs="Times New Roman"/>
+          <w:b/>
+          <w:bCs/>
+          <w:color w:val="C0392B"/>
+          <w:kern w:val="0"/>
+          <w:sz w:val="32"/>
+          <w:szCs w:val="32"/>
+          <w:lang w:eastAsia="es-CO"/>
+          <w14:ligatures w14:val="none"/>
+        </w:rPr>
+        <w:t xml:space="preserve">. </w:t>
+      </w:r>
+      <w:proofErr w:type="spellStart"/>
+      <w:r>
+        <w:rPr>
+          <w:rFonts w:ascii="Times New Roman" w:eastAsia="Arial" w:hAnsi="Times New Roman" w:cs="Times New Roman"/>
+          <w:b/>
+          <w:bCs/>
+          <w:color w:val="C0392B"/>
+          <w:kern w:val="0"/>
+          <w:sz w:val="32"/>
+          <w:szCs w:val="32"/>
+          <w:lang w:eastAsia="es-CO"/>
+          <w14:ligatures w14:val="none"/>
+        </w:rPr>
+        <w:t>Sprite</w:t>
+      </w:r>
+      <w:r>
+        <w:rPr>
+          <w:rFonts w:ascii="Times New Roman" w:eastAsia="Arial" w:hAnsi="Times New Roman" w:cs="Times New Roman"/>
+          <w:b/>
+          <w:bCs/>
+          <w:color w:val="C0392B"/>
+          <w:kern w:val="0"/>
+          <w:sz w:val="32"/>
+          <w:szCs w:val="32"/>
+          <w:lang w:eastAsia="es-CO"/>
+          <w14:ligatures w14:val="none"/>
+        </w:rPr>
+        <w:t>s</w:t>
+      </w:r>
+      <w:proofErr w:type="spellEnd"/>
+    </w:p>
+    <w:p>
+      <w:pPr>
+        <w:spacing w:before="300" w:after="120" w:line="240" w:lineRule="auto"/>
+        <w:outlineLvl w:val="1"/>
+        <w:rPr>
+          <w:rFonts w:ascii="Times New Roman" w:eastAsia="Arial" w:hAnsi="Times New Roman" w:cs="Times New Roman"/>
+          <w:b/>
+          <w:bCs/>
+          <w:color w:val="2C3E50"/>
+          <w:kern w:val="0"/>
+          <w:sz w:val="26"/>
+          <w:szCs w:val="26"/>
+          <w:lang w:eastAsia="es-CO"/>
+          <w14:ligatures w14:val="none"/>
+        </w:rPr>
+      </w:pPr>
+      <w:r>
+        <w:rPr>
+          <w:rFonts w:ascii="Times New Roman" w:eastAsia="Arial" w:hAnsi="Times New Roman" w:cs="Times New Roman"/>
+          <w:b/>
+          <w:bCs/>
+          <w:color w:val="2C3E50"/>
+          <w:kern w:val="0"/>
+          <w:sz w:val="26"/>
+          <w:szCs w:val="26"/>
+          <w:lang w:eastAsia="es-CO"/>
+          <w14:ligatures w14:val="none"/>
+        </w:rPr>
+        <w:t>6</w:t>
+      </w:r>
+      <w:r>
+        <w:rPr>
+          <w:rFonts w:ascii="Times New Roman" w:eastAsia="Arial" w:hAnsi="Times New Roman" w:cs="Times New Roman"/>
+          <w:b/>
+          <w:bCs/>
+          <w:color w:val="2C3E50"/>
+          <w:kern w:val="0"/>
+          <w:sz w:val="26"/>
+          <w:szCs w:val="26"/>
+          <w:lang w:eastAsia="es-CO"/>
+          <w14:ligatures w14:val="none"/>
+        </w:rPr>
+        <w:t xml:space="preserve">.1 </w:t>
+      </w:r>
+      <w:proofErr w:type="spellStart"/>
+      <w:r>
+        <w:rPr>
+          <w:rFonts w:ascii="Times New Roman" w:eastAsia="Arial" w:hAnsi="Times New Roman" w:cs="Times New Roman"/>
+          <w:b/>
+          <w:bCs/>
+          <w:color w:val="2C3E50"/>
+          <w:kern w:val="0"/>
+          <w:sz w:val="26"/>
+          <w:szCs w:val="26"/>
+          <w:lang w:eastAsia="es-CO"/>
+          <w14:ligatures w14:val="none"/>
+        </w:rPr>
+        <w:t>Invincible</w:t>
+      </w:r>
+      <w:proofErr w:type="spellEnd"/>
+    </w:p>
+    <w:p>
+      <w:pPr>
+        <w:spacing w:before="300" w:after="120" w:line="240" w:lineRule="auto"/>
+        <w:outlineLvl w:val="1"/>
+        <w:rPr>
+          <w:rFonts w:ascii="Times New Roman" w:eastAsia="Arial" w:hAnsi="Times New Roman" w:cs="Times New Roman"/>
+          <w:b/>
+          <w:bCs/>
+          <w:color w:val="2C3E50"/>
+          <w:kern w:val="0"/>
+          <w:sz w:val="26"/>
+          <w:szCs w:val="26"/>
+          <w:lang w:eastAsia="es-CO"/>
+          <w14:ligatures w14:val="none"/>
+        </w:rPr>
+      </w:pPr>
+      <w:r>
+        <w:rPr>
+          <w:rFonts w:ascii="Times New Roman" w:eastAsia="Arial" w:hAnsi="Times New Roman" w:cs="Times New Roman"/>
+          <w:b/>
+          <w:bCs/>
+          <w:color w:val="2C3E50"/>
+          <w:kern w:val="0"/>
+          <w:sz w:val="26"/>
+          <w:szCs w:val="26"/>
+          <w:lang w:eastAsia="es-CO"/>
+        </w:rPr>
+        <w:drawing>
+          <wp:inline distT="0" distB="0" distL="0" distR="0" wp14:anchorId="566DE240" wp14:editId="602B8256">
+            <wp:extent cx="5612130" cy="3061335"/>
+            <wp:effectExtent l="0" t="0" r="7620" b="5715"/>
+            <wp:docPr id="1811135288" name="Imagen 1"/>
+            <wp:cNvGraphicFramePr>
+              <a:graphicFrameLocks xmlns:a="http://schemas.openxmlformats.org/drawingml/2006/main" noChangeAspect="1"/>
+            </wp:cNvGraphicFramePr>
+            <a:graphic xmlns:a="http://schemas.openxmlformats.org/drawingml/2006/main">
+              <a:graphicData uri="http://schemas.openxmlformats.org/drawingml/2006/picture">
+                <pic:pic xmlns:pic="http://schemas.openxmlformats.org/drawingml/2006/picture">
+                  <pic:nvPicPr>
+                    <pic:cNvPr id="1811135288" name="Imagen 1811135288"/>
+                    <pic:cNvPicPr/>
+                  </pic:nvPicPr>
+                  <pic:blipFill>
+                    <a:blip r:embed="rId4" cstate="print">
+                      <a:extLst>
+                        <a:ext uri="{28A0092B-C50C-407E-A947-70E740481C1C}">
+                          <a14:useLocalDpi xmlns:a14="http://schemas.microsoft.com/office/drawing/2010/main" val="0"/>
+                        </a:ext>
+                      </a:extLst>
+                    </a:blip>
+                    <a:stretch>
+                      <a:fillRect/>
+                    </a:stretch>
+                  </pic:blipFill>
+                  <pic:spPr>
+                    <a:xfrm>
+                      <a:off x="0" y="0"/>
+                      <a:ext cx="5612130" cy="3061335"/>
+                    </a:xfrm>
+                    <a:prstGeom prst="rect">
+                      <a:avLst/>
+                    </a:prstGeom>
+                  </pic:spPr>
+                </pic:pic>
+              </a:graphicData>
+            </a:graphic>
+          </wp:inline>
+        </w:drawing>
+      </w:r>
+    </w:p>
+    <w:p>
+      <w:pPr>
+        <w:spacing w:before="300" w:after="120" w:line="240" w:lineRule="auto"/>
+        <w:outlineLvl w:val="1"/>
+        <w:rPr>
+          <w:rFonts w:ascii="Times New Roman" w:eastAsia="Arial" w:hAnsi="Times New Roman" w:cs="Times New Roman"/>
+          <w:b/>
+          <w:bCs/>
+          <w:color w:val="2C3E50"/>
+          <w:kern w:val="0"/>
+          <w:sz w:val="26"/>
+          <w:szCs w:val="26"/>
+          <w:lang w:eastAsia="es-CO"/>
+          <w14:ligatures w14:val="none"/>
+        </w:rPr>
+      </w:pPr>
+      <w:r>
+        <w:rPr>
+          <w:rFonts w:ascii="Times New Roman" w:eastAsia="Arial" w:hAnsi="Times New Roman" w:cs="Times New Roman"/>
+          <w:b/>
+          <w:bCs/>
+          <w:color w:val="2C3E50"/>
+          <w:kern w:val="0"/>
+          <w:sz w:val="26"/>
+          <w:szCs w:val="26"/>
+          <w:lang w:eastAsia="es-CO"/>
+          <w14:ligatures w14:val="none"/>
+        </w:rPr>
+        <w:t>6</w:t>
+      </w:r>
+      <w:r>
+        <w:rPr>
+          <w:rFonts w:ascii="Times New Roman" w:eastAsia="Arial" w:hAnsi="Times New Roman" w:cs="Times New Roman"/>
+          <w:b/>
+          <w:bCs/>
+          <w:color w:val="2C3E50"/>
+          <w:kern w:val="0"/>
+          <w:sz w:val="26"/>
+          <w:szCs w:val="26"/>
+          <w:lang w:eastAsia="es-CO"/>
+          <w14:ligatures w14:val="none"/>
+        </w:rPr>
+        <w:t>.</w:t>
+      </w:r>
+      <w:r>
+        <w:rPr>
+          <w:rFonts w:ascii="Times New Roman" w:eastAsia="Arial" w:hAnsi="Times New Roman" w:cs="Times New Roman"/>
+          <w:b/>
+          <w:bCs/>
+          <w:color w:val="2C3E50"/>
+          <w:kern w:val="0"/>
+          <w:sz w:val="26"/>
+          <w:szCs w:val="26"/>
+          <w:lang w:eastAsia="es-CO"/>
+          <w14:ligatures w14:val="none"/>
+        </w:rPr>
+        <w:t>2</w:t>
+      </w:r>
+      <w:r>
+        <w:rPr>
+          <w:rFonts w:ascii="Times New Roman" w:eastAsia="Arial" w:hAnsi="Times New Roman" w:cs="Times New Roman"/>
+          <w:b/>
+          <w:bCs/>
+          <w:color w:val="2C3E50"/>
+          <w:kern w:val="0"/>
+          <w:sz w:val="26"/>
+          <w:szCs w:val="26"/>
+          <w:lang w:eastAsia="es-CO"/>
+          <w14:ligatures w14:val="none"/>
+        </w:rPr>
+        <w:t xml:space="preserve"> </w:t>
+      </w:r>
+      <w:r>
+        <w:rPr>
+          <w:rFonts w:ascii="Times New Roman" w:eastAsia="Arial" w:hAnsi="Times New Roman" w:cs="Times New Roman"/>
+          <w:b/>
+          <w:bCs/>
+          <w:color w:val="2C3E50"/>
+          <w:kern w:val="0"/>
+          <w:sz w:val="26"/>
+          <w:szCs w:val="26"/>
+          <w:lang w:eastAsia="es-CO"/>
+          <w14:ligatures w14:val="none"/>
+        </w:rPr>
+        <w:t>Amstrong Levy</w:t>
+      </w:r>
+    </w:p>
+    <w:p>
+      <w:pPr>
+        <w:spacing w:before="300" w:after="120" w:line="240" w:lineRule="auto"/>
+        <w:outlineLvl w:val="1"/>
+        <w:rPr>
+          <w:rFonts w:ascii="Times New Roman" w:eastAsia="Arial" w:hAnsi="Times New Roman" w:cs="Times New Roman"/>
+          <w:b/>
+          <w:bCs/>
+          <w:color w:val="2C3E50"/>
+          <w:kern w:val="0"/>
+          <w:sz w:val="26"/>
+          <w:szCs w:val="26"/>
+          <w:lang w:eastAsia="es-CO"/>
+          <w14:ligatures w14:val="none"/>
+        </w:rPr>
+      </w:pPr>
+      <w:r>
+        <w:rPr>
+          <w:rFonts w:ascii="Times New Roman" w:eastAsia="Arial" w:hAnsi="Times New Roman" w:cs="Times New Roman"/>
+          <w:b/>
+          <w:bCs/>
+          <w:color w:val="2C3E50"/>
+          <w:kern w:val="0"/>
+          <w:sz w:val="26"/>
+          <w:szCs w:val="26"/>
+          <w:lang w:eastAsia="es-CO"/>
+        </w:rPr>
+        <w:drawing>
+          <wp:inline distT="0" distB="0" distL="0" distR="0" wp14:anchorId="11915914" wp14:editId="34DB67D7">
+            <wp:extent cx="5612130" cy="3061335"/>
+            <wp:effectExtent l="0" t="0" r="7620" b="5715"/>
+            <wp:docPr id="1559003961" name="Imagen 2"/>
+            <wp:cNvGraphicFramePr>
+              <a:graphicFrameLocks xmlns:a="http://schemas.openxmlformats.org/drawingml/2006/main" noChangeAspect="1"/>
+            </wp:cNvGraphicFramePr>
+            <a:graphic xmlns:a="http://schemas.openxmlformats.org/drawingml/2006/main">
+              <a:graphicData uri="http://schemas.openxmlformats.org/drawingml/2006/picture">
+                <pic:pic xmlns:pic="http://schemas.openxmlformats.org/drawingml/2006/picture">
+                  <pic:nvPicPr>
+                    <pic:cNvPr id="1559003961" name="Imagen 1559003961"/>
+                    <pic:cNvPicPr/>
+                  </pic:nvPicPr>
+                  <pic:blipFill>
+                    <a:blip r:embed="rId5" cstate="print">
+                      <a:extLst>
+                        <a:ext uri="{28A0092B-C50C-407E-A947-70E740481C1C}">
+                          <a14:useLocalDpi xmlns:a14="http://schemas.microsoft.com/office/drawing/2010/main" val="0"/>
+                        </a:ext>
+                      </a:extLst>
+                    </a:blip>
+                    <a:stretch>
+                      <a:fillRect/>
+                    </a:stretch>
+                  </pic:blipFill>
+                  <pic:spPr>
+                    <a:xfrm>
+                      <a:off x="0" y="0"/>
+                      <a:ext cx="5612130" cy="3061335"/>
+                    </a:xfrm>
+                    <a:prstGeom prst="rect">
+                      <a:avLst/>
+                    </a:prstGeom>
+                  </pic:spPr>
+                </pic:pic>
+              </a:graphicData>
+            </a:graphic>
+          </wp:inline>
+        </w:drawing>
+      </w:r>
+    </w:p>
+    <w:p>
+      <w:pPr>
+        <w:spacing w:before="300" w:after="120" w:line="240" w:lineRule="auto"/>
+        <w:outlineLvl w:val="1"/>
+        <w:rPr>
+          <w:rFonts w:ascii="Times New Roman" w:eastAsia="Arial" w:hAnsi="Times New Roman" w:cs="Times New Roman"/>
+          <w:b/>
+          <w:bCs/>
+          <w:color w:val="2C3E50"/>
+          <w:kern w:val="0"/>
+          <w:sz w:val="26"/>
+          <w:szCs w:val="26"/>
+          <w:lang w:eastAsia="es-CO"/>
+          <w14:ligatures w14:val="none"/>
+        </w:rPr>
+      </w:pPr>
+      <w:r>
+        <w:rPr>
+          <w:rFonts w:ascii="Times New Roman" w:eastAsia="Arial" w:hAnsi="Times New Roman" w:cs="Times New Roman"/>
+          <w:b/>
+          <w:bCs/>
+          <w:color w:val="2C3E50"/>
+          <w:kern w:val="0"/>
+          <w:sz w:val="26"/>
+          <w:szCs w:val="26"/>
+          <w:lang w:eastAsia="es-CO"/>
+          <w14:ligatures w14:val="none"/>
+        </w:rPr>
+        <w:t>6</w:t>
+      </w:r>
+      <w:r>
+        <w:rPr>
+          <w:rFonts w:ascii="Times New Roman" w:eastAsia="Arial" w:hAnsi="Times New Roman" w:cs="Times New Roman"/>
+          <w:b/>
+          <w:bCs/>
+          <w:color w:val="2C3E50"/>
+          <w:kern w:val="0"/>
+          <w:sz w:val="26"/>
+          <w:szCs w:val="26"/>
+          <w:lang w:eastAsia="es-CO"/>
+          <w14:ligatures w14:val="none"/>
+        </w:rPr>
+        <w:t>.</w:t>
+      </w:r>
+      <w:r>
+        <w:rPr>
+          <w:rFonts w:ascii="Times New Roman" w:eastAsia="Arial" w:hAnsi="Times New Roman" w:cs="Times New Roman"/>
+          <w:b/>
+          <w:bCs/>
+          <w:color w:val="2C3E50"/>
+          <w:kern w:val="0"/>
+          <w:sz w:val="26"/>
+          <w:szCs w:val="26"/>
+          <w:lang w:eastAsia="es-CO"/>
+          <w14:ligatures w14:val="none"/>
+        </w:rPr>
+        <w:t>3</w:t>
+      </w:r>
+      <w:r>
+        <w:rPr>
+          <w:rFonts w:ascii="Times New Roman" w:eastAsia="Arial" w:hAnsi="Times New Roman" w:cs="Times New Roman"/>
+          <w:b/>
+          <w:bCs/>
+          <w:color w:val="2C3E50"/>
+          <w:kern w:val="0"/>
+          <w:sz w:val="26"/>
+          <w:szCs w:val="26"/>
+          <w:lang w:eastAsia="es-CO"/>
+          <w14:ligatures w14:val="none"/>
+        </w:rPr>
+        <w:t xml:space="preserve"> </w:t>
+      </w:r>
+      <w:proofErr w:type="spellStart"/>
+      <w:r>
+        <w:rPr>
+          <w:rFonts w:ascii="Times New Roman" w:eastAsia="Arial" w:hAnsi="Times New Roman" w:cs="Times New Roman"/>
+          <w:b/>
+          <w:bCs/>
+          <w:color w:val="2C3E50"/>
+          <w:kern w:val="0"/>
+          <w:sz w:val="26"/>
+          <w:szCs w:val="26"/>
+          <w:lang w:eastAsia="es-CO"/>
+          <w14:ligatures w14:val="none"/>
+        </w:rPr>
+        <w:t>Invincible</w:t>
+      </w:r>
+      <w:proofErr w:type="spellEnd"/>
+      <w:r>
+        <w:rPr>
+          <w:rFonts w:ascii="Times New Roman" w:eastAsia="Arial" w:hAnsi="Times New Roman" w:cs="Times New Roman"/>
+          <w:b/>
+          <w:bCs/>
+          <w:color w:val="2C3E50"/>
+          <w:kern w:val="0"/>
+          <w:sz w:val="26"/>
+          <w:szCs w:val="26"/>
+          <w:lang w:eastAsia="es-CO"/>
+          <w14:ligatures w14:val="none"/>
+        </w:rPr>
+        <w:t xml:space="preserve"> de otra dimensión</w:t>
+      </w:r>
+    </w:p>
+    <w:p>
+      <w:pPr>
+        <w:spacing w:before="300" w:after="120" w:line="240" w:lineRule="auto"/>
+        <w:outlineLvl w:val="1"/>
+        <w:rPr>
+          <w:rFonts w:ascii="Times New Roman" w:eastAsia="Arial" w:hAnsi="Times New Roman" w:cs="Times New Roman"/>
+          <w:b/>
+          <w:bCs/>
+          <w:color w:val="2C3E50"/>
+          <w:kern w:val="0"/>
+          <w:sz w:val="26"/>
+          <w:szCs w:val="26"/>
+          <w:lang w:eastAsia="es-CO"/>
+          <w14:ligatures w14:val="none"/>
+        </w:rPr>
+      </w:pPr>
+      <w:r>
+        <w:rPr>
+          <w:rFonts w:ascii="Times New Roman" w:eastAsia="Arial" w:hAnsi="Times New Roman" w:cs="Times New Roman"/>
+          <w:b/>
+          <w:bCs/>
+          <w:noProof/>
+          <w:color w:val="2C3E50"/>
+          <w:kern w:val="0"/>
+          <w:sz w:val="26"/>
+          <w:szCs w:val="26"/>
+          <w:lang w:eastAsia="es-CO"/>
+        </w:rPr>
+        <w:lastRenderedPageBreak/>
+        <w:drawing>
+          <wp:inline distT="0" distB="0" distL="0" distR="0" wp14:anchorId="7C54651D" wp14:editId="2DEB3EF7">
+            <wp:extent cx="5612130" cy="3061335"/>
+            <wp:effectExtent l="0" t="0" r="7620" b="5715"/>
+            <wp:docPr id="173027449" name="Imagen 3"/>
+            <wp:cNvGraphicFramePr>
+              <a:graphicFrameLocks xmlns:a="http://schemas.openxmlformats.org/drawingml/2006/main" noChangeAspect="1"/>
+            </wp:cNvGraphicFramePr>
+            <a:graphic xmlns:a="http://schemas.openxmlformats.org/drawingml/2006/main">
+              <a:graphicData uri="http://schemas.openxmlformats.org/drawingml/2006/picture">
+                <pic:pic xmlns:pic="http://schemas.openxmlformats.org/drawingml/2006/picture">
+                  <pic:nvPicPr>
+                    <pic:cNvPr id="173027449" name="Imagen 173027449"/>
+                    <pic:cNvPicPr/>
+                  </pic:nvPicPr>
+                  <pic:blipFill>
+                    <a:blip r:embed="rId6" cstate="print">
+                      <a:extLst>
+                        <a:ext uri="{28A0092B-C50C-407E-A947-70E740481C1C}">
+                          <a14:useLocalDpi xmlns:a14="http://schemas.microsoft.com/office/drawing/2010/main" val="0"/>
+                        </a:ext>
+                      </a:extLst>
+                    </a:blip>
+                    <a:stretch>
+                      <a:fillRect/>
+                    </a:stretch>
+                  </pic:blipFill>
+                  <pic:spPr>
+                    <a:xfrm>
+                      <a:off x="0" y="0"/>
+                      <a:ext cx="5612130" cy="3061335"/>
+                    </a:xfrm>
+                    <a:prstGeom prst="rect">
+                      <a:avLst/>
+                    </a:prstGeom>
+                  </pic:spPr>
+                </pic:pic>
+              </a:graphicData>
+            </a:graphic>
+          </wp:inline>
+        </w:drawing>
+      </w:r>
+    </w:p>
+    <w:p>
+      <w:pPr>
+        <w:spacing w:before="300" w:after="120" w:line="240" w:lineRule="auto"/>
+        <w:outlineLvl w:val="1"/>
+        <w:rPr>
+          <w:rFonts w:ascii="Times New Roman" w:eastAsia="Arial" w:hAnsi="Times New Roman" w:cs="Times New Roman"/>
+          <w:b/>
+          <w:bCs/>
+          <w:color w:val="2C3E50"/>
+          <w:kern w:val="0"/>
+          <w:sz w:val="26"/>
+          <w:szCs w:val="26"/>
+          <w:lang w:eastAsia="es-CO"/>
+          <w14:ligatures w14:val="none"/>
+        </w:rPr>
+      </w:pPr>
+    </w:p>
+    <w:p>
+      <w:pPr>
         <w:rPr>
           <w:rFonts w:ascii="Times New Roman" w:hAnsi="Times New Roman" w:cs="Times New Roman"/>
+          <w:lang w:val="en-US"/>
         </w:rPr>
       </w:pPr>
     </w:p>
@@ -2460,6 +3029,7 @@
   <w:style w:type="paragraph" w:default="1" w:styleId="Normal">
     <w:name w:val="Normal"/>
     <w:qFormat/>
+    <w:rsid w:val="003B7F40"/>
   </w:style>
   <w:style w:type="paragraph" w:styleId="Ttulo1">
     <w:name w:val="heading 1"/>
